--- a/26-30.docx
+++ b/26-30.docx
@@ -1,34 +1,82 @@
 
 <file path=word/document.xml><?xml version="1.0" encoding="utf-8"?>
-<w:document xmlns:wpc="http://schemas.microsoft.com/office/word/2010/wordprocessingCanvas" xmlns:cx="http://schemas.microsoft.com/office/drawing/2014/chartex" xmlns:cx1="http://schemas.microsoft.com/office/drawing/2015/9/8/chartex" xmlns:cx2="http://schemas.microsoft.com/office/drawing/2015/10/21/chartex" xmlns:cx3="http://schemas.microsoft.com/office/drawing/2016/5/9/chartex" xmlns:cx4="http://schemas.microsoft.com/office/drawing/2016/5/10/chartex" xmlns:cx5="http://schemas.microsoft.com/office/drawing/2016/5/11/chartex" xmlns:cx6="http://schemas.microsoft.com/office/drawing/2016/5/12/chartex" xmlns:cx7="http://schemas.microsoft.com/office/drawing/2016/5/13/chartex" xmlns:cx8="http://schemas.microsoft.com/office/drawing/2016/5/14/chartex" xmlns:mc="http://schemas.openxmlformats.org/markup-compatibility/2006" xmlns:aink="http://schemas.microsoft.com/office/drawing/2016/ink" xmlns:am3d="http://schemas.microsoft.com/office/drawing/2017/model3d" xmlns:o="urn:schemas-microsoft-com:office:office" xmlns:oel="http://schemas.microsoft.com/office/2019/extlst" xmlns:r="http://schemas.openxmlformats.org/officeDocument/2006/relationships" xmlns:m="http://schemas.openxmlformats.org/officeDocument/2006/math" xmlns:v="urn:schemas-microsoft-com:vml" xmlns:wp14="http://schemas.microsoft.com/office/word/2010/wordprocessingDrawing" xmlns:wp="http://schemas.openxmlformats.org/drawingml/2006/wordprocessingDrawing" xmlns:w10="urn:schemas-microsoft-com:office:word" xmlns:w="http://schemas.openxmlformats.org/wordprocessingml/2006/main" xmlns:w14="http://schemas.microsoft.com/office/word/2010/wordml" xmlns:w15="http://schemas.microsoft.com/office/word/2012/wordml" xmlns:w16cex="http://schemas.microsoft.com/office/word/2018/wordml/cex" xmlns:w16cid="http://schemas.microsoft.com/office/word/2016/wordml/cid" xmlns:w16="http://schemas.microsoft.com/office/word/2018/wordml" xmlns:w16du="http://schemas.microsoft.com/office/word/2023/wordml/word16du" xmlns:w16sdtdh="http://schemas.microsoft.com/office/word/2020/wordml/sdtdatahash" xmlns:w16sdtfl="http://schemas.microsoft.com/office/word/2024/wordml/sdtformatlock" xmlns:w16se="http://schemas.microsoft.com/office/word/2015/wordml/symex" xmlns:wpg="http://schemas.microsoft.com/office/word/2010/wordprocessingGroup" xmlns:wpi="http://schemas.microsoft.com/office/word/2010/wordprocessingInk" xmlns:wne="http://schemas.microsoft.com/office/word/2006/wordml" xmlns:wps="http://schemas.microsoft.com/office/word/2010/wordprocessingShape" mc:Ignorable="w14 w15 w16se w16cid w16 w16cex w16sdtdh w16sdtfl w16du wp14">
+<w:document xmlns:wpc="http://schemas.microsoft.com/office/word/2010/wordprocessingCanvas" xmlns:cx="http://schemas.microsoft.com/office/drawing/2014/chartex" xmlns:cx1="http://schemas.microsoft.com/office/drawing/2015/9/8/chartex" xmlns:cx2="http://schemas.microsoft.com/office/drawing/2015/10/21/chartex" xmlns:cx3="http://schemas.microsoft.com/office/drawing/2016/5/9/chartex" xmlns:cx4="http://schemas.microsoft.com/office/drawing/2016/5/10/chartex" xmlns:cx5="http://schemas.microsoft.com/office/drawing/2016/5/11/chartex" xmlns:cx6="http://schemas.microsoft.com/office/drawing/2016/5/12/chartex" xmlns:cx7="http://schemas.microsoft.com/office/drawing/2016/5/13/chartex" xmlns:cx8="http://schemas.microsoft.com/office/drawing/2016/5/14/chartex" xmlns:mc="http://schemas.openxmlformats.org/markup-compatibility/2006" xmlns:aink="http://schemas.microsoft.com/office/drawing/2016/ink" xmlns:am3d="http://schemas.microsoft.com/office/drawing/2017/model3d" xmlns:o="urn:schemas-microsoft-com:office:office" xmlns:oel="http://schemas.microsoft.com/office/2019/extlst" xmlns:r="http://schemas.openxmlformats.org/officeDocument/2006/relationships" xmlns:m="http://schemas.openxmlformats.org/officeDocument/2006/math" xmlns:v="urn:schemas-microsoft-com:vml" xmlns:wp14="http://schemas.microsoft.com/office/word/2010/wordprocessingDrawing" xmlns:wp="http://schemas.openxmlformats.org/drawingml/2006/wordprocessingDrawing" xmlns:w10="urn:schemas-microsoft-com:office:word" xmlns:w="http://schemas.openxmlformats.org/wordprocessingml/2006/main" xmlns:w14="http://schemas.microsoft.com/office/word/2010/wordml" xmlns:w15="http://schemas.microsoft.com/office/word/2012/wordml" xmlns:w16cex="http://schemas.microsoft.com/office/word/2018/wordml/cex" xmlns:w16cid="http://schemas.microsoft.com/office/word/2016/wordml/cid" xmlns:w16="http://schemas.microsoft.com/office/word/2018/wordml" xmlns:w16sdtdh="http://schemas.microsoft.com/office/word/2020/wordml/sdtdatahash" xmlns:w16se="http://schemas.microsoft.com/office/word/2015/wordml/symex" xmlns:wpg="http://schemas.microsoft.com/office/word/2010/wordprocessingGroup" xmlns:wpi="http://schemas.microsoft.com/office/word/2010/wordprocessingInk" xmlns:wne="http://schemas.microsoft.com/office/word/2006/wordml" xmlns:wps="http://schemas.microsoft.com/office/word/2010/wordprocessingShape" mc:Ignorable="w14 w15 w16se w16cid w16 w16cex w16sdtdh wp14">
   <w:body>
     <w:p>
       <w:pPr>
         <w:rPr>
-          <w:lang w:val="en-US"/>
-        </w:rPr>
-      </w:pPr>
-      <w:r>
-        <w:t xml:space="preserve">26. </w:t>
-      </w:r>
-      <w:r>
-        <w:t>Лемма о связи между значением потока и величиной потока, передаваемой через разрез.</w:t>
+          <w:b/>
+          <w:bCs/>
+        </w:rPr>
+      </w:pPr>
+      <w:r>
+        <w:rPr>
+          <w:b/>
+          <w:bCs/>
+        </w:rPr>
+        <w:t>26. Лемма о связи между значением потока и величиной потока, передаваемой через разрез.</w:t>
       </w:r>
     </w:p>
     <w:p>
       <w:pPr>
         <w:rPr>
+          <w:b/>
+          <w:bCs/>
+        </w:rPr>
+      </w:pPr>
+      <w:r>
+        <w:rPr>
+          <w:b/>
+          <w:bCs/>
+          <w:noProof/>
+        </w:rPr>
+        <w:drawing>
+          <wp:inline distT="0" distB="0" distL="0" distR="0" wp14:anchorId="46EB4B52" wp14:editId="38B43D9C">
+            <wp:extent cx="6138999" cy="3474720"/>
+            <wp:effectExtent l="0" t="0" r="0" b="0"/>
+            <wp:docPr id="1" name="Рисунок 1"/>
+            <wp:cNvGraphicFramePr>
+              <a:graphicFrameLocks xmlns:a="http://schemas.openxmlformats.org/drawingml/2006/main" noChangeAspect="1"/>
+            </wp:cNvGraphicFramePr>
+            <a:graphic xmlns:a="http://schemas.openxmlformats.org/drawingml/2006/main">
+              <a:graphicData uri="http://schemas.openxmlformats.org/drawingml/2006/picture">
+                <pic:pic xmlns:pic="http://schemas.openxmlformats.org/drawingml/2006/picture">
+                  <pic:nvPicPr>
+                    <pic:cNvPr id="1" name=""/>
+                    <pic:cNvPicPr/>
+                  </pic:nvPicPr>
+                  <pic:blipFill>
+                    <a:blip r:embed="rId5"/>
+                    <a:stretch>
+                      <a:fillRect/>
+                    </a:stretch>
+                  </pic:blipFill>
+                  <pic:spPr>
+                    <a:xfrm>
+                      <a:off x="0" y="0"/>
+                      <a:ext cx="6145952" cy="3478655"/>
+                    </a:xfrm>
+                    <a:prstGeom prst="rect">
+                      <a:avLst/>
+                    </a:prstGeom>
+                  </pic:spPr>
+                </pic:pic>
+              </a:graphicData>
+            </a:graphic>
+          </wp:inline>
+        </w:drawing>
+      </w:r>
+    </w:p>
+    <w:p>
+      <w:r>
+        <w:rPr>
+          <w:noProof/>
           <w:lang w:val="en-US"/>
         </w:rPr>
-      </w:pPr>
-      <w:r>
-        <w:rPr>
-          <w:lang w:val="en-US"/>
-        </w:rPr>
         <w:drawing>
-          <wp:inline distT="0" distB="0" distL="0" distR="0" wp14:anchorId="55E6873C" wp14:editId="5F24D354">
-            <wp:extent cx="5940425" cy="3678555"/>
-            <wp:effectExtent l="0" t="0" r="3175" b="0"/>
+          <wp:inline distT="0" distB="0" distL="0" distR="0" wp14:anchorId="55E6873C" wp14:editId="6D23CA26">
+            <wp:extent cx="6411106" cy="3970020"/>
+            <wp:effectExtent l="0" t="0" r="8890" b="0"/>
             <wp:docPr id="1286804289" name="Рисунок 1"/>
             <wp:cNvGraphicFramePr>
               <a:graphicFrameLocks xmlns:a="http://schemas.openxmlformats.org/drawingml/2006/main" noChangeAspect="1"/>
@@ -41,7 +89,7 @@
                     <pic:cNvPicPr/>
                   </pic:nvPicPr>
                   <pic:blipFill>
-                    <a:blip r:embed="rId4"/>
+                    <a:blip r:embed="rId6"/>
                     <a:stretch>
                       <a:fillRect/>
                     </a:stretch>
@@ -49,7 +97,7 @@
                   <pic:spPr>
                     <a:xfrm>
                       <a:off x="0" y="0"/>
-                      <a:ext cx="5940425" cy="3678555"/>
+                      <a:ext cx="6425696" cy="3979055"/>
                     </a:xfrm>
                     <a:prstGeom prst="rect">
                       <a:avLst/>
@@ -63,23 +111,160 @@
       </w:r>
     </w:p>
     <w:p>
-      <w:pPr>
-        <w:rPr>
-          <w:lang w:val="en-US"/>
-        </w:rPr>
-      </w:pPr>
-      <w:r>
-        <w:t>27. Лемма о связи между величиной потока и пропускной способностью разреза.</w:t>
+      <w:r>
+        <w:rPr>
+          <w:noProof/>
+        </w:rPr>
+        <w:lastRenderedPageBreak/>
+        <w:drawing>
+          <wp:inline distT="0" distB="0" distL="0" distR="0" wp14:anchorId="5E0F610A" wp14:editId="15FD5620">
+            <wp:extent cx="4876800" cy="3152326"/>
+            <wp:effectExtent l="0" t="0" r="0" b="0"/>
+            <wp:docPr id="11" name="Рисунок 11"/>
+            <wp:cNvGraphicFramePr>
+              <a:graphicFrameLocks xmlns:a="http://schemas.openxmlformats.org/drawingml/2006/main" noChangeAspect="1"/>
+            </wp:cNvGraphicFramePr>
+            <a:graphic xmlns:a="http://schemas.openxmlformats.org/drawingml/2006/main">
+              <a:graphicData uri="http://schemas.openxmlformats.org/drawingml/2006/picture">
+                <pic:pic xmlns:pic="http://schemas.openxmlformats.org/drawingml/2006/picture">
+                  <pic:nvPicPr>
+                    <pic:cNvPr id="1" name=""/>
+                    <pic:cNvPicPr/>
+                  </pic:nvPicPr>
+                  <pic:blipFill>
+                    <a:blip r:embed="rId7"/>
+                    <a:stretch>
+                      <a:fillRect/>
+                    </a:stretch>
+                  </pic:blipFill>
+                  <pic:spPr>
+                    <a:xfrm>
+                      <a:off x="0" y="0"/>
+                      <a:ext cx="4887786" cy="3159427"/>
+                    </a:xfrm>
+                    <a:prstGeom prst="rect">
+                      <a:avLst/>
+                    </a:prstGeom>
+                  </pic:spPr>
+                </pic:pic>
+              </a:graphicData>
+            </a:graphic>
+          </wp:inline>
+        </w:drawing>
       </w:r>
     </w:p>
     <w:p>
-      <w:pPr>
-        <w:rPr>
-          <w:lang w:val="en-US"/>
-        </w:rPr>
-      </w:pPr>
-      <w:r>
-        <w:rPr>
+      <w:r>
+        <w:rPr>
+          <w:noProof/>
+        </w:rPr>
+        <w:drawing>
+          <wp:inline distT="0" distB="0" distL="0" distR="0" wp14:anchorId="5574B2B7" wp14:editId="009D624C">
+            <wp:extent cx="4899660" cy="2820905"/>
+            <wp:effectExtent l="0" t="0" r="0" b="0"/>
+            <wp:docPr id="12" name="Рисунок 12"/>
+            <wp:cNvGraphicFramePr>
+              <a:graphicFrameLocks xmlns:a="http://schemas.openxmlformats.org/drawingml/2006/main" noChangeAspect="1"/>
+            </wp:cNvGraphicFramePr>
+            <a:graphic xmlns:a="http://schemas.openxmlformats.org/drawingml/2006/main">
+              <a:graphicData uri="http://schemas.openxmlformats.org/drawingml/2006/picture">
+                <pic:pic xmlns:pic="http://schemas.openxmlformats.org/drawingml/2006/picture">
+                  <pic:nvPicPr>
+                    <pic:cNvPr id="1" name=""/>
+                    <pic:cNvPicPr/>
+                  </pic:nvPicPr>
+                  <pic:blipFill>
+                    <a:blip r:embed="rId8"/>
+                    <a:stretch>
+                      <a:fillRect/>
+                    </a:stretch>
+                  </pic:blipFill>
+                  <pic:spPr>
+                    <a:xfrm>
+                      <a:off x="0" y="0"/>
+                      <a:ext cx="4908080" cy="2825752"/>
+                    </a:xfrm>
+                    <a:prstGeom prst="rect">
+                      <a:avLst/>
+                    </a:prstGeom>
+                  </pic:spPr>
+                </pic:pic>
+              </a:graphicData>
+            </a:graphic>
+          </wp:inline>
+        </w:drawing>
+      </w:r>
+    </w:p>
+    <w:p>
+      <w:pPr>
+        <w:rPr>
+          <w:b/>
+          <w:bCs/>
+        </w:rPr>
+      </w:pPr>
+      <w:r>
+        <w:rPr>
+          <w:b/>
+          <w:bCs/>
+          <w:noProof/>
+        </w:rPr>
+        <w:drawing>
+          <wp:inline distT="0" distB="0" distL="0" distR="0" wp14:anchorId="22ADD5CB" wp14:editId="315AB100">
+            <wp:extent cx="4998720" cy="2996026"/>
+            <wp:effectExtent l="0" t="0" r="0" b="0"/>
+            <wp:docPr id="13" name="Рисунок 13"/>
+            <wp:cNvGraphicFramePr>
+              <a:graphicFrameLocks xmlns:a="http://schemas.openxmlformats.org/drawingml/2006/main" noChangeAspect="1"/>
+            </wp:cNvGraphicFramePr>
+            <a:graphic xmlns:a="http://schemas.openxmlformats.org/drawingml/2006/main">
+              <a:graphicData uri="http://schemas.openxmlformats.org/drawingml/2006/picture">
+                <pic:pic xmlns:pic="http://schemas.openxmlformats.org/drawingml/2006/picture">
+                  <pic:nvPicPr>
+                    <pic:cNvPr id="1" name=""/>
+                    <pic:cNvPicPr/>
+                  </pic:nvPicPr>
+                  <pic:blipFill>
+                    <a:blip r:embed="rId9"/>
+                    <a:stretch>
+                      <a:fillRect/>
+                    </a:stretch>
+                  </pic:blipFill>
+                  <pic:spPr>
+                    <a:xfrm>
+                      <a:off x="0" y="0"/>
+                      <a:ext cx="5020227" cy="3008916"/>
+                    </a:xfrm>
+                    <a:prstGeom prst="rect">
+                      <a:avLst/>
+                    </a:prstGeom>
+                  </pic:spPr>
+                </pic:pic>
+              </a:graphicData>
+            </a:graphic>
+          </wp:inline>
+        </w:drawing>
+      </w:r>
+    </w:p>
+    <w:p>
+      <w:pPr>
+        <w:rPr>
+          <w:b/>
+          <w:bCs/>
+        </w:rPr>
+      </w:pPr>
+      <w:r>
+        <w:rPr>
+          <w:b/>
+          <w:bCs/>
+        </w:rPr>
+        <w:lastRenderedPageBreak/>
+        <w:t>27. Лемма о связи между величиной потока и пропускной способностью разреза.</w:t>
+      </w:r>
+    </w:p>
+    <w:p>
+      <w:r>
+        <w:rPr>
+          <w:noProof/>
           <w:lang w:val="en-US"/>
         </w:rPr>
         <w:drawing>
@@ -98,7 +283,7 @@
                     <pic:cNvPicPr/>
                   </pic:nvPicPr>
                   <pic:blipFill>
-                    <a:blip r:embed="rId5"/>
+                    <a:blip r:embed="rId10"/>
                     <a:stretch>
                       <a:fillRect/>
                     </a:stretch>
@@ -121,16 +306,14 @@
     </w:p>
     <w:p>
       <w:r>
-        <w:t>28. Теорема о наибольшем потоке и наименьшем разрезе.</w:t>
-      </w:r>
-    </w:p>
-    <w:p>
-      <w:r>
+        <w:rPr>
+          <w:noProof/>
+        </w:rPr>
         <w:drawing>
-          <wp:inline distT="0" distB="0" distL="0" distR="0" wp14:anchorId="51F4C004" wp14:editId="09F2447E">
-            <wp:extent cx="5940425" cy="940435"/>
-            <wp:effectExtent l="0" t="0" r="3175" b="0"/>
-            <wp:docPr id="1902711667" name="Рисунок 1"/>
+          <wp:inline distT="0" distB="0" distL="0" distR="0" wp14:anchorId="23012CA3" wp14:editId="52ABCC62">
+            <wp:extent cx="5940425" cy="1656080"/>
+            <wp:effectExtent l="0" t="0" r="3175" b="1270"/>
+            <wp:docPr id="2" name="Рисунок 2"/>
             <wp:cNvGraphicFramePr>
               <a:graphicFrameLocks xmlns:a="http://schemas.openxmlformats.org/drawingml/2006/main" noChangeAspect="1"/>
             </wp:cNvGraphicFramePr>
@@ -138,11 +321,11 @@
               <a:graphicData uri="http://schemas.openxmlformats.org/drawingml/2006/picture">
                 <pic:pic xmlns:pic="http://schemas.openxmlformats.org/drawingml/2006/picture">
                   <pic:nvPicPr>
-                    <pic:cNvPr id="1902711667" name=""/>
+                    <pic:cNvPr id="1" name=""/>
                     <pic:cNvPicPr/>
                   </pic:nvPicPr>
                   <pic:blipFill>
-                    <a:blip r:embed="rId6"/>
+                    <a:blip r:embed="rId11"/>
                     <a:stretch>
                       <a:fillRect/>
                     </a:stretch>
@@ -150,7 +333,7 @@
                   <pic:spPr>
                     <a:xfrm>
                       <a:off x="0" y="0"/>
-                      <a:ext cx="5940425" cy="940435"/>
+                      <a:ext cx="5940425" cy="1656080"/>
                     </a:xfrm>
                     <a:prstGeom prst="rect">
                       <a:avLst/>
@@ -164,23 +347,327 @@
       </w:r>
     </w:p>
     <w:p>
-      <w:r>
-        <w:lastRenderedPageBreak/>
-        <w:t>29. Поиск наибольшего паросочетания при помощи алгоритма поиска наибольшего</w:t>
-      </w:r>
-      <w:r>
-        <w:t xml:space="preserve"> </w:t>
-      </w:r>
-      <w:r>
-        <w:t>потока в</w:t>
+      <w:pPr>
+        <w:rPr>
+          <w:b/>
+          <w:bCs/>
+        </w:rPr>
+      </w:pPr>
+      <w:r>
+        <w:rPr>
+          <w:b/>
+          <w:bCs/>
+        </w:rPr>
+        <w:t>28. Теорема о наибольшем потоке и наименьшем разрезе.</w:t>
       </w:r>
     </w:p>
     <w:p>
-      <w:r>
+      <w:pPr>
+        <w:rPr>
+          <w:b/>
+          <w:bCs/>
+        </w:rPr>
+      </w:pPr>
+      <w:r>
+        <w:rPr>
+          <w:b/>
+          <w:bCs/>
+        </w:rPr>
         <w:drawing>
-          <wp:inline distT="0" distB="0" distL="0" distR="0" wp14:anchorId="1833F642" wp14:editId="26E2908C">
-            <wp:extent cx="5082540" cy="2268807"/>
+          <wp:inline distT="0" distB="0" distL="0" distR="0" wp14:anchorId="4C9F2E9F" wp14:editId="799022D7">
+            <wp:extent cx="5940425" cy="681355"/>
+            <wp:effectExtent l="0" t="0" r="3175" b="4445"/>
+            <wp:docPr id="3" name="Рисунок 3"/>
+            <wp:cNvGraphicFramePr>
+              <a:graphicFrameLocks xmlns:a="http://schemas.openxmlformats.org/drawingml/2006/main" noChangeAspect="1"/>
+            </wp:cNvGraphicFramePr>
+            <a:graphic xmlns:a="http://schemas.openxmlformats.org/drawingml/2006/main">
+              <a:graphicData uri="http://schemas.openxmlformats.org/drawingml/2006/picture">
+                <pic:pic xmlns:pic="http://schemas.openxmlformats.org/drawingml/2006/picture">
+                  <pic:nvPicPr>
+                    <pic:cNvPr id="1" name=""/>
+                    <pic:cNvPicPr/>
+                  </pic:nvPicPr>
+                  <pic:blipFill>
+                    <a:blip r:embed="rId12"/>
+                    <a:stretch>
+                      <a:fillRect/>
+                    </a:stretch>
+                  </pic:blipFill>
+                  <pic:spPr>
+                    <a:xfrm>
+                      <a:off x="0" y="0"/>
+                      <a:ext cx="5940425" cy="681355"/>
+                    </a:xfrm>
+                    <a:prstGeom prst="rect">
+                      <a:avLst/>
+                    </a:prstGeom>
+                  </pic:spPr>
+                </pic:pic>
+              </a:graphicData>
+            </a:graphic>
+          </wp:inline>
+        </w:drawing>
+      </w:r>
+    </w:p>
+    <w:p>
+      <w:pPr>
+        <w:rPr>
+          <w:b/>
+          <w:bCs/>
+        </w:rPr>
+      </w:pPr>
+      <w:r>
+        <w:rPr>
+          <w:b/>
+          <w:bCs/>
+        </w:rPr>
+        <w:t>Доказательство</w:t>
+      </w:r>
+      <w:r>
+        <w:rPr>
+          <w:b/>
+          <w:bCs/>
+        </w:rPr>
+        <w:br/>
+      </w:r>
+      <w:r>
+        <w:rPr>
+          <w:b/>
+          <w:bCs/>
+        </w:rPr>
+        <w:drawing>
+          <wp:inline distT="0" distB="0" distL="0" distR="0" wp14:anchorId="06FA7A7F" wp14:editId="45CB6D62">
+            <wp:extent cx="5940425" cy="1160145"/>
+            <wp:effectExtent l="0" t="0" r="3175" b="1905"/>
+            <wp:docPr id="8" name="Рисунок 8"/>
+            <wp:cNvGraphicFramePr>
+              <a:graphicFrameLocks xmlns:a="http://schemas.openxmlformats.org/drawingml/2006/main" noChangeAspect="1"/>
+            </wp:cNvGraphicFramePr>
+            <a:graphic xmlns:a="http://schemas.openxmlformats.org/drawingml/2006/main">
+              <a:graphicData uri="http://schemas.openxmlformats.org/drawingml/2006/picture">
+                <pic:pic xmlns:pic="http://schemas.openxmlformats.org/drawingml/2006/picture">
+                  <pic:nvPicPr>
+                    <pic:cNvPr id="1" name=""/>
+                    <pic:cNvPicPr/>
+                  </pic:nvPicPr>
+                  <pic:blipFill>
+                    <a:blip r:embed="rId13"/>
+                    <a:stretch>
+                      <a:fillRect/>
+                    </a:stretch>
+                  </pic:blipFill>
+                  <pic:spPr>
+                    <a:xfrm>
+                      <a:off x="0" y="0"/>
+                      <a:ext cx="5940425" cy="1160145"/>
+                    </a:xfrm>
+                    <a:prstGeom prst="rect">
+                      <a:avLst/>
+                    </a:prstGeom>
+                  </pic:spPr>
+                </pic:pic>
+              </a:graphicData>
+            </a:graphic>
+          </wp:inline>
+        </w:drawing>
+      </w:r>
+    </w:p>
+    <w:p>
+      <w:pPr>
+        <w:rPr>
+          <w:b/>
+          <w:bCs/>
+        </w:rPr>
+      </w:pPr>
+      <w:r>
+        <w:rPr>
+          <w:b/>
+          <w:bCs/>
+        </w:rPr>
+        <w:drawing>
+          <wp:inline distT="0" distB="0" distL="0" distR="0" wp14:anchorId="70750D43" wp14:editId="3D441273">
+            <wp:extent cx="5940425" cy="1231265"/>
+            <wp:effectExtent l="0" t="0" r="3175" b="6985"/>
+            <wp:docPr id="17" name="Рисунок 17"/>
+            <wp:cNvGraphicFramePr>
+              <a:graphicFrameLocks xmlns:a="http://schemas.openxmlformats.org/drawingml/2006/main" noChangeAspect="1"/>
+            </wp:cNvGraphicFramePr>
+            <a:graphic xmlns:a="http://schemas.openxmlformats.org/drawingml/2006/main">
+              <a:graphicData uri="http://schemas.openxmlformats.org/drawingml/2006/picture">
+                <pic:pic xmlns:pic="http://schemas.openxmlformats.org/drawingml/2006/picture">
+                  <pic:nvPicPr>
+                    <pic:cNvPr id="1" name=""/>
+                    <pic:cNvPicPr/>
+                  </pic:nvPicPr>
+                  <pic:blipFill>
+                    <a:blip r:embed="rId14"/>
+                    <a:stretch>
+                      <a:fillRect/>
+                    </a:stretch>
+                  </pic:blipFill>
+                  <pic:spPr>
+                    <a:xfrm>
+                      <a:off x="0" y="0"/>
+                      <a:ext cx="5940425" cy="1231265"/>
+                    </a:xfrm>
+                    <a:prstGeom prst="rect">
+                      <a:avLst/>
+                    </a:prstGeom>
+                  </pic:spPr>
+                </pic:pic>
+              </a:graphicData>
+            </a:graphic>
+          </wp:inline>
+        </w:drawing>
+      </w:r>
+    </w:p>
+    <w:p>
+      <w:pPr>
+        <w:rPr>
+          <w:b/>
+          <w:bCs/>
+        </w:rPr>
+      </w:pPr>
+      <w:r>
+        <w:rPr>
+          <w:b/>
+          <w:bCs/>
+          <w:noProof/>
+        </w:rPr>
+        <w:lastRenderedPageBreak/>
+        <w:drawing>
+          <wp:inline distT="0" distB="0" distL="0" distR="0" wp14:anchorId="52EAB14A" wp14:editId="5B834683">
+            <wp:extent cx="5826099" cy="2362200"/>
             <wp:effectExtent l="0" t="0" r="3810" b="0"/>
+            <wp:docPr id="4" name="Рисунок 4"/>
+            <wp:cNvGraphicFramePr>
+              <a:graphicFrameLocks xmlns:a="http://schemas.openxmlformats.org/drawingml/2006/main" noChangeAspect="1"/>
+            </wp:cNvGraphicFramePr>
+            <a:graphic xmlns:a="http://schemas.openxmlformats.org/drawingml/2006/main">
+              <a:graphicData uri="http://schemas.openxmlformats.org/drawingml/2006/picture">
+                <pic:pic xmlns:pic="http://schemas.openxmlformats.org/drawingml/2006/picture">
+                  <pic:nvPicPr>
+                    <pic:cNvPr id="1" name=""/>
+                    <pic:cNvPicPr/>
+                  </pic:nvPicPr>
+                  <pic:blipFill>
+                    <a:blip r:embed="rId15"/>
+                    <a:stretch>
+                      <a:fillRect/>
+                    </a:stretch>
+                  </pic:blipFill>
+                  <pic:spPr>
+                    <a:xfrm>
+                      <a:off x="0" y="0"/>
+                      <a:ext cx="5847565" cy="2370904"/>
+                    </a:xfrm>
+                    <a:prstGeom prst="rect">
+                      <a:avLst/>
+                    </a:prstGeom>
+                  </pic:spPr>
+                </pic:pic>
+              </a:graphicData>
+            </a:graphic>
+          </wp:inline>
+        </w:drawing>
+      </w:r>
+    </w:p>
+    <w:p>
+      <w:pPr>
+        <w:rPr>
+          <w:b/>
+          <w:bCs/>
+        </w:rPr>
+      </w:pPr>
+      <w:r>
+        <w:rPr>
+          <w:b/>
+          <w:bCs/>
+          <w:noProof/>
+        </w:rPr>
+        <w:drawing>
+          <wp:inline distT="0" distB="0" distL="0" distR="0" wp14:anchorId="49B1594D" wp14:editId="4997173C">
+            <wp:extent cx="6254857" cy="1882140"/>
+            <wp:effectExtent l="0" t="0" r="0" b="3810"/>
+            <wp:docPr id="5" name="Рисунок 5"/>
+            <wp:cNvGraphicFramePr>
+              <a:graphicFrameLocks xmlns:a="http://schemas.openxmlformats.org/drawingml/2006/main" noChangeAspect="1"/>
+            </wp:cNvGraphicFramePr>
+            <a:graphic xmlns:a="http://schemas.openxmlformats.org/drawingml/2006/main">
+              <a:graphicData uri="http://schemas.openxmlformats.org/drawingml/2006/picture">
+                <pic:pic xmlns:pic="http://schemas.openxmlformats.org/drawingml/2006/picture">
+                  <pic:nvPicPr>
+                    <pic:cNvPr id="1" name=""/>
+                    <pic:cNvPicPr/>
+                  </pic:nvPicPr>
+                  <pic:blipFill>
+                    <a:blip r:embed="rId16"/>
+                    <a:stretch>
+                      <a:fillRect/>
+                    </a:stretch>
+                  </pic:blipFill>
+                  <pic:spPr>
+                    <a:xfrm>
+                      <a:off x="0" y="0"/>
+                      <a:ext cx="6291141" cy="1893058"/>
+                    </a:xfrm>
+                    <a:prstGeom prst="rect">
+                      <a:avLst/>
+                    </a:prstGeom>
+                  </pic:spPr>
+                </pic:pic>
+              </a:graphicData>
+            </a:graphic>
+          </wp:inline>
+        </w:drawing>
+      </w:r>
+    </w:p>
+    <w:p>
+      <w:pPr>
+        <w:rPr>
+          <w:b/>
+          <w:bCs/>
+        </w:rPr>
+      </w:pPr>
+      <w:r>
+        <w:rPr>
+          <w:b/>
+          <w:bCs/>
+        </w:rPr>
+        <w:t>29. Поиск наибольшего паросочетания при помощи алгоритма поиска наибольшего потока в</w:t>
+      </w:r>
+      <w:r>
+        <w:rPr>
+          <w:b/>
+          <w:bCs/>
+        </w:rPr>
+        <w:t xml:space="preserve"> </w:t>
+      </w:r>
+      <w:r>
+        <w:rPr>
+          <w:b/>
+          <w:bCs/>
+        </w:rPr>
+        <w:t>сети. Свойства множества всех ребер, для которых величина потока равна 1</w:t>
+      </w:r>
+      <w:r>
+        <w:rPr>
+          <w:b/>
+          <w:bCs/>
+        </w:rPr>
+        <w:t>.</w:t>
+      </w:r>
+    </w:p>
+    <w:p>
+      <w:r>
+        <w:rPr>
+          <w:noProof/>
+        </w:rPr>
+        <w:drawing>
+          <wp:inline distT="0" distB="0" distL="0" distR="0" wp14:anchorId="1833F642" wp14:editId="70AF9558">
+            <wp:extent cx="6059913" cy="2705100"/>
+            <wp:effectExtent l="0" t="0" r="0" b="0"/>
             <wp:docPr id="1088510854" name="Рисунок 1"/>
             <wp:cNvGraphicFramePr>
               <a:graphicFrameLocks xmlns:a="http://schemas.openxmlformats.org/drawingml/2006/main" noChangeAspect="1"/>
@@ -193,7 +680,7 @@
                     <pic:cNvPicPr/>
                   </pic:nvPicPr>
                   <pic:blipFill>
-                    <a:blip r:embed="rId7"/>
+                    <a:blip r:embed="rId17"/>
                     <a:stretch>
                       <a:fillRect/>
                     </a:stretch>
@@ -201,7 +688,7 @@
                   <pic:spPr>
                     <a:xfrm>
                       <a:off x="0" y="0"/>
-                      <a:ext cx="5087687" cy="2271105"/>
+                      <a:ext cx="6079702" cy="2713934"/>
                     </a:xfrm>
                     <a:prstGeom prst="rect">
                       <a:avLst/>
@@ -215,11 +702,6 @@
       </w:r>
     </w:p>
     <w:p>
-      <w:pPr>
-        <w:rPr>
-          <w:lang w:val="en-US"/>
-        </w:rPr>
-      </w:pPr>
       <w:r>
         <w:t>Свойства множества ребер</w:t>
       </w:r>
@@ -231,17 +713,16 @@
       </w:r>
     </w:p>
     <w:p>
-      <w:pPr>
-        <w:rPr>
-          <w:lang w:val="en-US"/>
-        </w:rPr>
-      </w:pPr>
-      <w:r>
+      <w:r>
+        <w:rPr>
+          <w:noProof/>
+        </w:rPr>
+        <w:lastRenderedPageBreak/>
         <w:drawing>
-          <wp:inline distT="0" distB="0" distL="0" distR="0" wp14:anchorId="29996454" wp14:editId="7CAAA807">
-            <wp:extent cx="3258005" cy="323895"/>
-            <wp:effectExtent l="0" t="0" r="0" b="0"/>
-            <wp:docPr id="949846937" name="Рисунок 1"/>
+          <wp:inline distT="0" distB="0" distL="0" distR="0" wp14:anchorId="287B52DE" wp14:editId="4C48F087">
+            <wp:extent cx="6189477" cy="2667000"/>
+            <wp:effectExtent l="0" t="0" r="1905" b="0"/>
+            <wp:docPr id="6" name="Рисунок 6"/>
             <wp:cNvGraphicFramePr>
               <a:graphicFrameLocks xmlns:a="http://schemas.openxmlformats.org/drawingml/2006/main" noChangeAspect="1"/>
             </wp:cNvGraphicFramePr>
@@ -249,11 +730,11 @@
               <a:graphicData uri="http://schemas.openxmlformats.org/drawingml/2006/picture">
                 <pic:pic xmlns:pic="http://schemas.openxmlformats.org/drawingml/2006/picture">
                   <pic:nvPicPr>
-                    <pic:cNvPr id="949846937" name=""/>
+                    <pic:cNvPr id="1" name=""/>
                     <pic:cNvPicPr/>
                   </pic:nvPicPr>
                   <pic:blipFill>
-                    <a:blip r:embed="rId8"/>
+                    <a:blip r:embed="rId18"/>
                     <a:stretch>
                       <a:fillRect/>
                     </a:stretch>
@@ -261,7 +742,7 @@
                   <pic:spPr>
                     <a:xfrm>
                       <a:off x="0" y="0"/>
-                      <a:ext cx="3258005" cy="323895"/>
+                      <a:ext cx="6197140" cy="2670302"/>
                     </a:xfrm>
                     <a:prstGeom prst="rect">
                       <a:avLst/>
@@ -280,15 +761,23 @@
           <w:lang w:val="en-US"/>
         </w:rPr>
       </w:pPr>
-      <w:r>
+    </w:p>
+    <w:p>
+      <w:pPr>
         <w:rPr>
           <w:lang w:val="en-US"/>
         </w:rPr>
+      </w:pPr>
+      <w:r>
+        <w:rPr>
+          <w:noProof/>
+          <w:lang w:val="en-US"/>
+        </w:rPr>
         <w:drawing>
-          <wp:inline distT="0" distB="0" distL="0" distR="0" wp14:anchorId="7AE7F3DF" wp14:editId="18894D5F">
-            <wp:extent cx="5940425" cy="313690"/>
-            <wp:effectExtent l="0" t="0" r="3175" b="0"/>
-            <wp:docPr id="560843644" name="Рисунок 1"/>
+          <wp:inline distT="0" distB="0" distL="0" distR="0" wp14:anchorId="5AA28672" wp14:editId="58B8E003">
+            <wp:extent cx="5204460" cy="2511270"/>
+            <wp:effectExtent l="0" t="0" r="0" b="3810"/>
+            <wp:docPr id="7" name="Рисунок 7"/>
             <wp:cNvGraphicFramePr>
               <a:graphicFrameLocks xmlns:a="http://schemas.openxmlformats.org/drawingml/2006/main" noChangeAspect="1"/>
             </wp:cNvGraphicFramePr>
@@ -296,11 +785,11 @@
               <a:graphicData uri="http://schemas.openxmlformats.org/drawingml/2006/picture">
                 <pic:pic xmlns:pic="http://schemas.openxmlformats.org/drawingml/2006/picture">
                   <pic:nvPicPr>
-                    <pic:cNvPr id="560843644" name=""/>
+                    <pic:cNvPr id="1" name=""/>
                     <pic:cNvPicPr/>
                   </pic:nvPicPr>
                   <pic:blipFill>
-                    <a:blip r:embed="rId9"/>
+                    <a:blip r:embed="rId19"/>
                     <a:stretch>
                       <a:fillRect/>
                     </a:stretch>
@@ -308,7 +797,7 @@
                   <pic:spPr>
                     <a:xfrm>
                       <a:off x="0" y="0"/>
-                      <a:ext cx="5940425" cy="313690"/>
+                      <a:ext cx="5210936" cy="2514395"/>
                     </a:xfrm>
                     <a:prstGeom prst="rect">
                       <a:avLst/>
@@ -328,74 +817,23 @@
         </w:rPr>
       </w:pPr>
       <w:r>
+        <w:t>Результат</w:t>
+      </w:r>
+      <w:r>
         <w:rPr>
           <w:lang w:val="en-US"/>
         </w:rPr>
-        <w:drawing>
-          <wp:inline distT="0" distB="0" distL="0" distR="0" wp14:anchorId="7C8C8BDC" wp14:editId="73C1D10A">
-            <wp:extent cx="5940425" cy="398145"/>
-            <wp:effectExtent l="0" t="0" r="3175" b="1905"/>
-            <wp:docPr id="2108090338" name="Рисунок 1"/>
-            <wp:cNvGraphicFramePr>
-              <a:graphicFrameLocks xmlns:a="http://schemas.openxmlformats.org/drawingml/2006/main" noChangeAspect="1"/>
-            </wp:cNvGraphicFramePr>
-            <a:graphic xmlns:a="http://schemas.openxmlformats.org/drawingml/2006/main">
-              <a:graphicData uri="http://schemas.openxmlformats.org/drawingml/2006/picture">
-                <pic:pic xmlns:pic="http://schemas.openxmlformats.org/drawingml/2006/picture">
-                  <pic:nvPicPr>
-                    <pic:cNvPr id="2108090338" name=""/>
-                    <pic:cNvPicPr/>
-                  </pic:nvPicPr>
-                  <pic:blipFill>
-                    <a:blip r:embed="rId10"/>
-                    <a:stretch>
-                      <a:fillRect/>
-                    </a:stretch>
-                  </pic:blipFill>
-                  <pic:spPr>
-                    <a:xfrm>
-                      <a:off x="0" y="0"/>
-                      <a:ext cx="5940425" cy="398145"/>
-                    </a:xfrm>
-                    <a:prstGeom prst="rect">
-                      <a:avLst/>
-                    </a:prstGeom>
-                  </pic:spPr>
-                </pic:pic>
-              </a:graphicData>
-            </a:graphic>
-          </wp:inline>
-        </w:drawing>
+        <w:t>:</w:t>
       </w:r>
     </w:p>
     <w:p>
-      <w:pPr>
-        <w:rPr>
+      <w:r>
+        <w:rPr>
+          <w:noProof/>
           <w:lang w:val="en-US"/>
         </w:rPr>
-      </w:pPr>
-      <w:r>
-        <w:t>Результат</w:t>
-      </w:r>
-      <w:r>
-        <w:rPr>
-          <w:lang w:val="en-US"/>
-        </w:rPr>
-        <w:t>:</w:t>
-      </w:r>
-    </w:p>
-    <w:p>
-      <w:pPr>
-        <w:rPr>
-          <w:lang w:val="en-US"/>
-        </w:rPr>
-      </w:pPr>
-      <w:r>
-        <w:rPr>
-          <w:lang w:val="en-US"/>
-        </w:rPr>
         <w:drawing>
-          <wp:inline distT="0" distB="0" distL="0" distR="0" wp14:anchorId="5B6DFFED" wp14:editId="5B7CFD1C">
+          <wp:inline distT="0" distB="0" distL="0" distR="0" wp14:anchorId="54AB982A" wp14:editId="02456142">
             <wp:extent cx="5940425" cy="877570"/>
             <wp:effectExtent l="0" t="0" r="3175" b="0"/>
             <wp:docPr id="1399210138" name="Рисунок 1"/>
@@ -410,7 +848,7 @@
                     <pic:cNvPicPr/>
                   </pic:nvPicPr>
                   <pic:blipFill>
-                    <a:blip r:embed="rId11"/>
+                    <a:blip r:embed="rId20"/>
                     <a:stretch>
                       <a:fillRect/>
                     </a:stretch>
@@ -432,25 +870,108 @@
       </w:r>
     </w:p>
     <w:p>
-      <w:pPr>
-        <w:rPr>
-          <w:lang w:val="en-US"/>
-        </w:rPr>
-      </w:pPr>
-      <w:r>
-        <w:t xml:space="preserve">30. </w:t>
-      </w:r>
-      <w:r>
-        <w:t>Понятие Эйлерова цикла и Эйлерова пути. Теоремы о необходимом и достаточном условии</w:t>
-      </w:r>
-      <w:r>
-        <w:t xml:space="preserve"> </w:t>
-      </w:r>
-      <w:r>
-        <w:t>существования Эйлерова цикла и Эйлерова пути в графе.</w:t>
+      <w:r>
+        <w:rPr>
+          <w:noProof/>
+        </w:rPr>
+        <w:lastRenderedPageBreak/>
+        <w:drawing>
+          <wp:inline distT="0" distB="0" distL="0" distR="0" wp14:anchorId="24D636E0" wp14:editId="19CBEB4C">
+            <wp:extent cx="5940425" cy="2983230"/>
+            <wp:effectExtent l="0" t="0" r="3175" b="7620"/>
+            <wp:docPr id="14" name="Рисунок 14"/>
+            <wp:cNvGraphicFramePr>
+              <a:graphicFrameLocks xmlns:a="http://schemas.openxmlformats.org/drawingml/2006/main" noChangeAspect="1"/>
+            </wp:cNvGraphicFramePr>
+            <a:graphic xmlns:a="http://schemas.openxmlformats.org/drawingml/2006/main">
+              <a:graphicData uri="http://schemas.openxmlformats.org/drawingml/2006/picture">
+                <pic:pic xmlns:pic="http://schemas.openxmlformats.org/drawingml/2006/picture">
+                  <pic:nvPicPr>
+                    <pic:cNvPr id="1" name=""/>
+                    <pic:cNvPicPr/>
+                  </pic:nvPicPr>
+                  <pic:blipFill>
+                    <a:blip r:embed="rId21"/>
+                    <a:stretch>
+                      <a:fillRect/>
+                    </a:stretch>
+                  </pic:blipFill>
+                  <pic:spPr>
+                    <a:xfrm>
+                      <a:off x="0" y="0"/>
+                      <a:ext cx="5940425" cy="2983230"/>
+                    </a:xfrm>
+                    <a:prstGeom prst="rect">
+                      <a:avLst/>
+                    </a:prstGeom>
+                  </pic:spPr>
+                </pic:pic>
+              </a:graphicData>
+            </a:graphic>
+          </wp:inline>
+        </w:drawing>
       </w:r>
     </w:p>
     <w:p>
+      <w:r>
+        <w:rPr>
+          <w:noProof/>
+        </w:rPr>
+        <w:drawing>
+          <wp:inline distT="0" distB="0" distL="0" distR="0" wp14:anchorId="4668B875" wp14:editId="37101400">
+            <wp:extent cx="5940425" cy="1085215"/>
+            <wp:effectExtent l="0" t="0" r="3175" b="635"/>
+            <wp:docPr id="15" name="Рисунок 15"/>
+            <wp:cNvGraphicFramePr>
+              <a:graphicFrameLocks xmlns:a="http://schemas.openxmlformats.org/drawingml/2006/main" noChangeAspect="1"/>
+            </wp:cNvGraphicFramePr>
+            <a:graphic xmlns:a="http://schemas.openxmlformats.org/drawingml/2006/main">
+              <a:graphicData uri="http://schemas.openxmlformats.org/drawingml/2006/picture">
+                <pic:pic xmlns:pic="http://schemas.openxmlformats.org/drawingml/2006/picture">
+                  <pic:nvPicPr>
+                    <pic:cNvPr id="1" name=""/>
+                    <pic:cNvPicPr/>
+                  </pic:nvPicPr>
+                  <pic:blipFill>
+                    <a:blip r:embed="rId22"/>
+                    <a:stretch>
+                      <a:fillRect/>
+                    </a:stretch>
+                  </pic:blipFill>
+                  <pic:spPr>
+                    <a:xfrm>
+                      <a:off x="0" y="0"/>
+                      <a:ext cx="5940425" cy="1085215"/>
+                    </a:xfrm>
+                    <a:prstGeom prst="rect">
+                      <a:avLst/>
+                    </a:prstGeom>
+                  </pic:spPr>
+                </pic:pic>
+              </a:graphicData>
+            </a:graphic>
+          </wp:inline>
+        </w:drawing>
+      </w:r>
+    </w:p>
+    <w:p/>
+    <w:p/>
+    <w:p>
+      <w:pPr>
+        <w:rPr>
+          <w:b/>
+          <w:bCs/>
+        </w:rPr>
+      </w:pPr>
+      <w:r>
+        <w:rPr>
+          <w:b/>
+          <w:bCs/>
+        </w:rPr>
+        <w:t>30. Понятие Эйлерова цикла и Эйлерова пути. Теоремы о необходимом и достаточном условии существования Эйлерова цикла и Эйлерова пути в графе.</w:t>
+      </w:r>
+    </w:p>
+    <w:p>
       <w:pPr>
         <w:rPr>
           <w:lang w:val="en-US"/>
@@ -458,6 +979,7 @@
       </w:pPr>
       <w:r>
         <w:rPr>
+          <w:noProof/>
           <w:lang w:val="en-US"/>
         </w:rPr>
         <w:drawing>
@@ -476,7 +998,7 @@
                     <pic:cNvPicPr/>
                   </pic:nvPicPr>
                   <pic:blipFill>
-                    <a:blip r:embed="rId12"/>
+                    <a:blip r:embed="rId23"/>
                     <a:stretch>
                       <a:fillRect/>
                     </a:stretch>
@@ -505,6 +1027,7 @@
     <w:p>
       <w:r>
         <w:rPr>
+          <w:noProof/>
           <w:lang w:val="en-US"/>
         </w:rPr>
         <w:drawing>
@@ -523,7 +1046,7 @@
                     <pic:cNvPicPr/>
                   </pic:nvPicPr>
                   <pic:blipFill>
-                    <a:blip r:embed="rId13"/>
+                    <a:blip r:embed="rId24"/>
                     <a:stretch>
                       <a:fillRect/>
                     </a:stretch>
@@ -546,12 +1069,15 @@
     </w:p>
     <w:p>
       <w:r>
+        <w:rPr>
+          <w:noProof/>
+        </w:rPr>
         <w:lastRenderedPageBreak/>
         <w:drawing>
-          <wp:inline distT="0" distB="0" distL="0" distR="0" wp14:anchorId="7D7DBA26" wp14:editId="48C891A1">
-            <wp:extent cx="4610100" cy="3049910"/>
-            <wp:effectExtent l="0" t="0" r="0" b="0"/>
-            <wp:docPr id="312721072" name="Рисунок 1"/>
+          <wp:inline distT="0" distB="0" distL="0" distR="0" wp14:anchorId="7A401B3E" wp14:editId="27C4E10A">
+            <wp:extent cx="5940425" cy="1217295"/>
+            <wp:effectExtent l="0" t="0" r="3175" b="1905"/>
+            <wp:docPr id="16" name="Рисунок 16"/>
             <wp:cNvGraphicFramePr>
               <a:graphicFrameLocks xmlns:a="http://schemas.openxmlformats.org/drawingml/2006/main" noChangeAspect="1"/>
             </wp:cNvGraphicFramePr>
@@ -559,11 +1085,11 @@
               <a:graphicData uri="http://schemas.openxmlformats.org/drawingml/2006/picture">
                 <pic:pic xmlns:pic="http://schemas.openxmlformats.org/drawingml/2006/picture">
                   <pic:nvPicPr>
-                    <pic:cNvPr id="312721072" name=""/>
+                    <pic:cNvPr id="1" name=""/>
                     <pic:cNvPicPr/>
                   </pic:nvPicPr>
                   <pic:blipFill>
-                    <a:blip r:embed="rId14"/>
+                    <a:blip r:embed="rId25"/>
                     <a:stretch>
                       <a:fillRect/>
                     </a:stretch>
@@ -571,7 +1097,7 @@
                   <pic:spPr>
                     <a:xfrm>
                       <a:off x="0" y="0"/>
-                      <a:ext cx="4617422" cy="3054754"/>
+                      <a:ext cx="5940425" cy="1217295"/>
                     </a:xfrm>
                     <a:prstGeom prst="rect">
                       <a:avLst/>
@@ -585,17 +1111,36 @@
       </w:r>
     </w:p>
     <w:p>
-      <w:r>
-        <w:t>Эйлеров путь</w:t>
+      <w:pPr>
+        <w:rPr>
+          <w:b/>
+          <w:bCs/>
+        </w:rPr>
+      </w:pPr>
+      <w:r>
+        <w:rPr>
+          <w:b/>
+          <w:bCs/>
+        </w:rPr>
+        <w:t>Теорема 2</w:t>
       </w:r>
     </w:p>
     <w:p>
-      <w:r>
+      <w:pPr>
+        <w:rPr>
+          <w:lang w:val="en-US"/>
+        </w:rPr>
+      </w:pPr>
+      <w:r>
+        <w:rPr>
+          <w:noProof/>
+          <w:lang w:val="en-US"/>
+        </w:rPr>
         <w:drawing>
-          <wp:inline distT="0" distB="0" distL="0" distR="0" wp14:anchorId="67E2FAE1" wp14:editId="6D2380A6">
-            <wp:extent cx="4579620" cy="467018"/>
-            <wp:effectExtent l="0" t="0" r="0" b="9525"/>
-            <wp:docPr id="806744779" name="Рисунок 1"/>
+          <wp:inline distT="0" distB="0" distL="0" distR="0" wp14:anchorId="2271C11E" wp14:editId="44AFD1A3">
+            <wp:extent cx="5940425" cy="3237230"/>
+            <wp:effectExtent l="0" t="0" r="3175" b="1270"/>
+            <wp:docPr id="9" name="Рисунок 9"/>
             <wp:cNvGraphicFramePr>
               <a:graphicFrameLocks xmlns:a="http://schemas.openxmlformats.org/drawingml/2006/main" noChangeAspect="1"/>
             </wp:cNvGraphicFramePr>
@@ -603,11 +1148,11 @@
               <a:graphicData uri="http://schemas.openxmlformats.org/drawingml/2006/picture">
                 <pic:pic xmlns:pic="http://schemas.openxmlformats.org/drawingml/2006/picture">
                   <pic:nvPicPr>
-                    <pic:cNvPr id="806744779" name=""/>
+                    <pic:cNvPr id="1" name=""/>
                     <pic:cNvPicPr/>
                   </pic:nvPicPr>
                   <pic:blipFill>
-                    <a:blip r:embed="rId15"/>
+                    <a:blip r:embed="rId26"/>
                     <a:stretch>
                       <a:fillRect/>
                     </a:stretch>
@@ -615,7 +1160,7 @@
                   <pic:spPr>
                     <a:xfrm>
                       <a:off x="0" y="0"/>
-                      <a:ext cx="4682089" cy="477468"/>
+                      <a:ext cx="5940425" cy="3237230"/>
                     </a:xfrm>
                     <a:prstGeom prst="rect">
                       <a:avLst/>
@@ -629,12 +1174,21 @@
       </w:r>
     </w:p>
     <w:p>
-      <w:r>
+      <w:pPr>
+        <w:rPr>
+          <w:lang w:val="en-US"/>
+        </w:rPr>
+      </w:pPr>
+      <w:r>
+        <w:rPr>
+          <w:noProof/>
+          <w:lang w:val="en-US"/>
+        </w:rPr>
         <w:drawing>
-          <wp:inline distT="0" distB="0" distL="0" distR="0" wp14:anchorId="2E5D5D83" wp14:editId="65386D9A">
-            <wp:extent cx="4531571" cy="2377440"/>
-            <wp:effectExtent l="0" t="0" r="2540" b="3810"/>
-            <wp:docPr id="1508460555" name="Рисунок 1"/>
+          <wp:inline distT="0" distB="0" distL="0" distR="0" wp14:anchorId="7D2DC022" wp14:editId="470D0DFB">
+            <wp:extent cx="5940425" cy="2364105"/>
+            <wp:effectExtent l="0" t="0" r="3175" b="0"/>
+            <wp:docPr id="10" name="Рисунок 10"/>
             <wp:cNvGraphicFramePr>
               <a:graphicFrameLocks xmlns:a="http://schemas.openxmlformats.org/drawingml/2006/main" noChangeAspect="1"/>
             </wp:cNvGraphicFramePr>
@@ -642,11 +1196,11 @@
               <a:graphicData uri="http://schemas.openxmlformats.org/drawingml/2006/picture">
                 <pic:pic xmlns:pic="http://schemas.openxmlformats.org/drawingml/2006/picture">
                   <pic:nvPicPr>
-                    <pic:cNvPr id="1508460555" name=""/>
+                    <pic:cNvPr id="1" name=""/>
                     <pic:cNvPicPr/>
                   </pic:nvPicPr>
                   <pic:blipFill>
-                    <a:blip r:embed="rId16"/>
+                    <a:blip r:embed="rId27"/>
                     <a:stretch>
                       <a:fillRect/>
                     </a:stretch>
@@ -654,7 +1208,7 @@
                   <pic:spPr>
                     <a:xfrm>
                       <a:off x="0" y="0"/>
-                      <a:ext cx="4538692" cy="2381176"/>
+                      <a:ext cx="5940425" cy="2364105"/>
                     </a:xfrm>
                     <a:prstGeom prst="rect">
                       <a:avLst/>
@@ -667,20 +1221,8 @@
         </w:drawing>
       </w:r>
     </w:p>
-    <w:p>
-      <w:pPr>
-        <w:rPr>
-          <w:lang w:val="en-US"/>
-        </w:rPr>
-      </w:pPr>
-    </w:p>
-    <w:p>
-      <w:pPr>
-        <w:rPr>
-          <w:lang w:val="en-US"/>
-        </w:rPr>
-      </w:pPr>
-    </w:p>
+    <w:p/>
+    <w:p/>
     <w:sectPr>
       <w:pgSz w:w="11906" w:h="16838"/>
       <w:pgMar w:top="1134" w:right="850" w:bottom="1134" w:left="1701" w:header="708" w:footer="708" w:gutter="0"/>
@@ -691,8 +1233,925 @@
 </w:document>
 </file>
 
+<file path=word/numbering.xml><?xml version="1.0" encoding="utf-8"?>
+<w:numbering xmlns:wpc="http://schemas.microsoft.com/office/word/2010/wordprocessingCanvas" xmlns:cx="http://schemas.microsoft.com/office/drawing/2014/chartex" xmlns:cx1="http://schemas.microsoft.com/office/drawing/2015/9/8/chartex" xmlns:cx2="http://schemas.microsoft.com/office/drawing/2015/10/21/chartex" xmlns:cx3="http://schemas.microsoft.com/office/drawing/2016/5/9/chartex" xmlns:cx4="http://schemas.microsoft.com/office/drawing/2016/5/10/chartex" xmlns:cx5="http://schemas.microsoft.com/office/drawing/2016/5/11/chartex" xmlns:cx6="http://schemas.microsoft.com/office/drawing/2016/5/12/chartex" xmlns:cx7="http://schemas.microsoft.com/office/drawing/2016/5/13/chartex" xmlns:cx8="http://schemas.microsoft.com/office/drawing/2016/5/14/chartex" xmlns:mc="http://schemas.openxmlformats.org/markup-compatibility/2006" xmlns:aink="http://schemas.microsoft.com/office/drawing/2016/ink" xmlns:am3d="http://schemas.microsoft.com/office/drawing/2017/model3d" xmlns:o="urn:schemas-microsoft-com:office:office" xmlns:oel="http://schemas.microsoft.com/office/2019/extlst" xmlns:r="http://schemas.openxmlformats.org/officeDocument/2006/relationships" xmlns:m="http://schemas.openxmlformats.org/officeDocument/2006/math" xmlns:v="urn:schemas-microsoft-com:vml" xmlns:wp14="http://schemas.microsoft.com/office/word/2010/wordprocessingDrawing" xmlns:wp="http://schemas.openxmlformats.org/drawingml/2006/wordprocessingDrawing" xmlns:w10="urn:schemas-microsoft-com:office:word" xmlns:w="http://schemas.openxmlformats.org/wordprocessingml/2006/main" xmlns:w14="http://schemas.microsoft.com/office/word/2010/wordml" xmlns:w15="http://schemas.microsoft.com/office/word/2012/wordml" xmlns:w16cex="http://schemas.microsoft.com/office/word/2018/wordml/cex" xmlns:w16cid="http://schemas.microsoft.com/office/word/2016/wordml/cid" xmlns:w16="http://schemas.microsoft.com/office/word/2018/wordml" xmlns:w16sdtdh="http://schemas.microsoft.com/office/word/2020/wordml/sdtdatahash" xmlns:w16se="http://schemas.microsoft.com/office/word/2015/wordml/symex" xmlns:wpg="http://schemas.microsoft.com/office/word/2010/wordprocessingGroup" xmlns:wpi="http://schemas.microsoft.com/office/word/2010/wordprocessingInk" xmlns:wne="http://schemas.microsoft.com/office/word/2006/wordml" xmlns:wps="http://schemas.microsoft.com/office/word/2010/wordprocessingShape" mc:Ignorable="w14 w15 w16se w16cid w16 w16cex w16sdtdh wp14">
+  <w:abstractNum w:abstractNumId="0" w15:restartNumberingAfterBreak="0">
+    <w:nsid w:val="03F20436"/>
+    <w:multiLevelType w:val="multilevel"/>
+    <w:tmpl w:val="7D524ECE"/>
+    <w:lvl w:ilvl="0">
+      <w:start w:val="1"/>
+      <w:numFmt w:val="bullet"/>
+      <w:lvlText w:val=""/>
+      <w:lvlJc w:val="left"/>
+      <w:pPr>
+        <w:tabs>
+          <w:tab w:val="num" w:pos="720"/>
+        </w:tabs>
+        <w:ind w:left="720" w:hanging="360"/>
+      </w:pPr>
+      <w:rPr>
+        <w:rFonts w:ascii="Symbol" w:hAnsi="Symbol" w:hint="default"/>
+        <w:sz w:val="20"/>
+      </w:rPr>
+    </w:lvl>
+    <w:lvl w:ilvl="1" w:tentative="1">
+      <w:start w:val="1"/>
+      <w:numFmt w:val="bullet"/>
+      <w:lvlText w:val="o"/>
+      <w:lvlJc w:val="left"/>
+      <w:pPr>
+        <w:tabs>
+          <w:tab w:val="num" w:pos="1440"/>
+        </w:tabs>
+        <w:ind w:left="1440" w:hanging="360"/>
+      </w:pPr>
+      <w:rPr>
+        <w:rFonts w:ascii="Courier New" w:hAnsi="Courier New" w:hint="default"/>
+        <w:sz w:val="20"/>
+      </w:rPr>
+    </w:lvl>
+    <w:lvl w:ilvl="2" w:tentative="1">
+      <w:start w:val="1"/>
+      <w:numFmt w:val="bullet"/>
+      <w:lvlText w:val=""/>
+      <w:lvlJc w:val="left"/>
+      <w:pPr>
+        <w:tabs>
+          <w:tab w:val="num" w:pos="2160"/>
+        </w:tabs>
+        <w:ind w:left="2160" w:hanging="360"/>
+      </w:pPr>
+      <w:rPr>
+        <w:rFonts w:ascii="Wingdings" w:hAnsi="Wingdings" w:hint="default"/>
+        <w:sz w:val="20"/>
+      </w:rPr>
+    </w:lvl>
+    <w:lvl w:ilvl="3" w:tentative="1">
+      <w:start w:val="1"/>
+      <w:numFmt w:val="bullet"/>
+      <w:lvlText w:val=""/>
+      <w:lvlJc w:val="left"/>
+      <w:pPr>
+        <w:tabs>
+          <w:tab w:val="num" w:pos="2880"/>
+        </w:tabs>
+        <w:ind w:left="2880" w:hanging="360"/>
+      </w:pPr>
+      <w:rPr>
+        <w:rFonts w:ascii="Wingdings" w:hAnsi="Wingdings" w:hint="default"/>
+        <w:sz w:val="20"/>
+      </w:rPr>
+    </w:lvl>
+    <w:lvl w:ilvl="4" w:tentative="1">
+      <w:start w:val="1"/>
+      <w:numFmt w:val="bullet"/>
+      <w:lvlText w:val=""/>
+      <w:lvlJc w:val="left"/>
+      <w:pPr>
+        <w:tabs>
+          <w:tab w:val="num" w:pos="3600"/>
+        </w:tabs>
+        <w:ind w:left="3600" w:hanging="360"/>
+      </w:pPr>
+      <w:rPr>
+        <w:rFonts w:ascii="Wingdings" w:hAnsi="Wingdings" w:hint="default"/>
+        <w:sz w:val="20"/>
+      </w:rPr>
+    </w:lvl>
+    <w:lvl w:ilvl="5" w:tentative="1">
+      <w:start w:val="1"/>
+      <w:numFmt w:val="bullet"/>
+      <w:lvlText w:val=""/>
+      <w:lvlJc w:val="left"/>
+      <w:pPr>
+        <w:tabs>
+          <w:tab w:val="num" w:pos="4320"/>
+        </w:tabs>
+        <w:ind w:left="4320" w:hanging="360"/>
+      </w:pPr>
+      <w:rPr>
+        <w:rFonts w:ascii="Wingdings" w:hAnsi="Wingdings" w:hint="default"/>
+        <w:sz w:val="20"/>
+      </w:rPr>
+    </w:lvl>
+    <w:lvl w:ilvl="6" w:tentative="1">
+      <w:start w:val="1"/>
+      <w:numFmt w:val="bullet"/>
+      <w:lvlText w:val=""/>
+      <w:lvlJc w:val="left"/>
+      <w:pPr>
+        <w:tabs>
+          <w:tab w:val="num" w:pos="5040"/>
+        </w:tabs>
+        <w:ind w:left="5040" w:hanging="360"/>
+      </w:pPr>
+      <w:rPr>
+        <w:rFonts w:ascii="Wingdings" w:hAnsi="Wingdings" w:hint="default"/>
+        <w:sz w:val="20"/>
+      </w:rPr>
+    </w:lvl>
+    <w:lvl w:ilvl="7" w:tentative="1">
+      <w:start w:val="1"/>
+      <w:numFmt w:val="bullet"/>
+      <w:lvlText w:val=""/>
+      <w:lvlJc w:val="left"/>
+      <w:pPr>
+        <w:tabs>
+          <w:tab w:val="num" w:pos="5760"/>
+        </w:tabs>
+        <w:ind w:left="5760" w:hanging="360"/>
+      </w:pPr>
+      <w:rPr>
+        <w:rFonts w:ascii="Wingdings" w:hAnsi="Wingdings" w:hint="default"/>
+        <w:sz w:val="20"/>
+      </w:rPr>
+    </w:lvl>
+    <w:lvl w:ilvl="8" w:tentative="1">
+      <w:start w:val="1"/>
+      <w:numFmt w:val="bullet"/>
+      <w:lvlText w:val=""/>
+      <w:lvlJc w:val="left"/>
+      <w:pPr>
+        <w:tabs>
+          <w:tab w:val="num" w:pos="6480"/>
+        </w:tabs>
+        <w:ind w:left="6480" w:hanging="360"/>
+      </w:pPr>
+      <w:rPr>
+        <w:rFonts w:ascii="Wingdings" w:hAnsi="Wingdings" w:hint="default"/>
+        <w:sz w:val="20"/>
+      </w:rPr>
+    </w:lvl>
+  </w:abstractNum>
+  <w:abstractNum w:abstractNumId="1" w15:restartNumberingAfterBreak="0">
+    <w:nsid w:val="29CA6AFB"/>
+    <w:multiLevelType w:val="multilevel"/>
+    <w:tmpl w:val="BF1C24C8"/>
+    <w:lvl w:ilvl="0">
+      <w:start w:val="1"/>
+      <w:numFmt w:val="bullet"/>
+      <w:lvlText w:val=""/>
+      <w:lvlJc w:val="left"/>
+      <w:pPr>
+        <w:tabs>
+          <w:tab w:val="num" w:pos="720"/>
+        </w:tabs>
+        <w:ind w:left="720" w:hanging="360"/>
+      </w:pPr>
+      <w:rPr>
+        <w:rFonts w:ascii="Symbol" w:hAnsi="Symbol" w:hint="default"/>
+        <w:sz w:val="20"/>
+      </w:rPr>
+    </w:lvl>
+    <w:lvl w:ilvl="1" w:tentative="1">
+      <w:start w:val="1"/>
+      <w:numFmt w:val="bullet"/>
+      <w:lvlText w:val="o"/>
+      <w:lvlJc w:val="left"/>
+      <w:pPr>
+        <w:tabs>
+          <w:tab w:val="num" w:pos="1440"/>
+        </w:tabs>
+        <w:ind w:left="1440" w:hanging="360"/>
+      </w:pPr>
+      <w:rPr>
+        <w:rFonts w:ascii="Courier New" w:hAnsi="Courier New" w:hint="default"/>
+        <w:sz w:val="20"/>
+      </w:rPr>
+    </w:lvl>
+    <w:lvl w:ilvl="2" w:tentative="1">
+      <w:start w:val="1"/>
+      <w:numFmt w:val="bullet"/>
+      <w:lvlText w:val=""/>
+      <w:lvlJc w:val="left"/>
+      <w:pPr>
+        <w:tabs>
+          <w:tab w:val="num" w:pos="2160"/>
+        </w:tabs>
+        <w:ind w:left="2160" w:hanging="360"/>
+      </w:pPr>
+      <w:rPr>
+        <w:rFonts w:ascii="Wingdings" w:hAnsi="Wingdings" w:hint="default"/>
+        <w:sz w:val="20"/>
+      </w:rPr>
+    </w:lvl>
+    <w:lvl w:ilvl="3" w:tentative="1">
+      <w:start w:val="1"/>
+      <w:numFmt w:val="bullet"/>
+      <w:lvlText w:val=""/>
+      <w:lvlJc w:val="left"/>
+      <w:pPr>
+        <w:tabs>
+          <w:tab w:val="num" w:pos="2880"/>
+        </w:tabs>
+        <w:ind w:left="2880" w:hanging="360"/>
+      </w:pPr>
+      <w:rPr>
+        <w:rFonts w:ascii="Wingdings" w:hAnsi="Wingdings" w:hint="default"/>
+        <w:sz w:val="20"/>
+      </w:rPr>
+    </w:lvl>
+    <w:lvl w:ilvl="4" w:tentative="1">
+      <w:start w:val="1"/>
+      <w:numFmt w:val="bullet"/>
+      <w:lvlText w:val=""/>
+      <w:lvlJc w:val="left"/>
+      <w:pPr>
+        <w:tabs>
+          <w:tab w:val="num" w:pos="3600"/>
+        </w:tabs>
+        <w:ind w:left="3600" w:hanging="360"/>
+      </w:pPr>
+      <w:rPr>
+        <w:rFonts w:ascii="Wingdings" w:hAnsi="Wingdings" w:hint="default"/>
+        <w:sz w:val="20"/>
+      </w:rPr>
+    </w:lvl>
+    <w:lvl w:ilvl="5" w:tentative="1">
+      <w:start w:val="1"/>
+      <w:numFmt w:val="bullet"/>
+      <w:lvlText w:val=""/>
+      <w:lvlJc w:val="left"/>
+      <w:pPr>
+        <w:tabs>
+          <w:tab w:val="num" w:pos="4320"/>
+        </w:tabs>
+        <w:ind w:left="4320" w:hanging="360"/>
+      </w:pPr>
+      <w:rPr>
+        <w:rFonts w:ascii="Wingdings" w:hAnsi="Wingdings" w:hint="default"/>
+        <w:sz w:val="20"/>
+      </w:rPr>
+    </w:lvl>
+    <w:lvl w:ilvl="6" w:tentative="1">
+      <w:start w:val="1"/>
+      <w:numFmt w:val="bullet"/>
+      <w:lvlText w:val=""/>
+      <w:lvlJc w:val="left"/>
+      <w:pPr>
+        <w:tabs>
+          <w:tab w:val="num" w:pos="5040"/>
+        </w:tabs>
+        <w:ind w:left="5040" w:hanging="360"/>
+      </w:pPr>
+      <w:rPr>
+        <w:rFonts w:ascii="Wingdings" w:hAnsi="Wingdings" w:hint="default"/>
+        <w:sz w:val="20"/>
+      </w:rPr>
+    </w:lvl>
+    <w:lvl w:ilvl="7" w:tentative="1">
+      <w:start w:val="1"/>
+      <w:numFmt w:val="bullet"/>
+      <w:lvlText w:val=""/>
+      <w:lvlJc w:val="left"/>
+      <w:pPr>
+        <w:tabs>
+          <w:tab w:val="num" w:pos="5760"/>
+        </w:tabs>
+        <w:ind w:left="5760" w:hanging="360"/>
+      </w:pPr>
+      <w:rPr>
+        <w:rFonts w:ascii="Wingdings" w:hAnsi="Wingdings" w:hint="default"/>
+        <w:sz w:val="20"/>
+      </w:rPr>
+    </w:lvl>
+    <w:lvl w:ilvl="8" w:tentative="1">
+      <w:start w:val="1"/>
+      <w:numFmt w:val="bullet"/>
+      <w:lvlText w:val=""/>
+      <w:lvlJc w:val="left"/>
+      <w:pPr>
+        <w:tabs>
+          <w:tab w:val="num" w:pos="6480"/>
+        </w:tabs>
+        <w:ind w:left="6480" w:hanging="360"/>
+      </w:pPr>
+      <w:rPr>
+        <w:rFonts w:ascii="Wingdings" w:hAnsi="Wingdings" w:hint="default"/>
+        <w:sz w:val="20"/>
+      </w:rPr>
+    </w:lvl>
+  </w:abstractNum>
+  <w:abstractNum w:abstractNumId="2" w15:restartNumberingAfterBreak="0">
+    <w:nsid w:val="5DA254F0"/>
+    <w:multiLevelType w:val="multilevel"/>
+    <w:tmpl w:val="9D8EF59E"/>
+    <w:lvl w:ilvl="0">
+      <w:start w:val="1"/>
+      <w:numFmt w:val="bullet"/>
+      <w:lvlText w:val=""/>
+      <w:lvlJc w:val="left"/>
+      <w:pPr>
+        <w:tabs>
+          <w:tab w:val="num" w:pos="720"/>
+        </w:tabs>
+        <w:ind w:left="720" w:hanging="360"/>
+      </w:pPr>
+      <w:rPr>
+        <w:rFonts w:ascii="Symbol" w:hAnsi="Symbol" w:hint="default"/>
+        <w:sz w:val="20"/>
+      </w:rPr>
+    </w:lvl>
+    <w:lvl w:ilvl="1" w:tentative="1">
+      <w:start w:val="1"/>
+      <w:numFmt w:val="bullet"/>
+      <w:lvlText w:val="o"/>
+      <w:lvlJc w:val="left"/>
+      <w:pPr>
+        <w:tabs>
+          <w:tab w:val="num" w:pos="1440"/>
+        </w:tabs>
+        <w:ind w:left="1440" w:hanging="360"/>
+      </w:pPr>
+      <w:rPr>
+        <w:rFonts w:ascii="Courier New" w:hAnsi="Courier New" w:hint="default"/>
+        <w:sz w:val="20"/>
+      </w:rPr>
+    </w:lvl>
+    <w:lvl w:ilvl="2" w:tentative="1">
+      <w:start w:val="1"/>
+      <w:numFmt w:val="bullet"/>
+      <w:lvlText w:val=""/>
+      <w:lvlJc w:val="left"/>
+      <w:pPr>
+        <w:tabs>
+          <w:tab w:val="num" w:pos="2160"/>
+        </w:tabs>
+        <w:ind w:left="2160" w:hanging="360"/>
+      </w:pPr>
+      <w:rPr>
+        <w:rFonts w:ascii="Wingdings" w:hAnsi="Wingdings" w:hint="default"/>
+        <w:sz w:val="20"/>
+      </w:rPr>
+    </w:lvl>
+    <w:lvl w:ilvl="3" w:tentative="1">
+      <w:start w:val="1"/>
+      <w:numFmt w:val="bullet"/>
+      <w:lvlText w:val=""/>
+      <w:lvlJc w:val="left"/>
+      <w:pPr>
+        <w:tabs>
+          <w:tab w:val="num" w:pos="2880"/>
+        </w:tabs>
+        <w:ind w:left="2880" w:hanging="360"/>
+      </w:pPr>
+      <w:rPr>
+        <w:rFonts w:ascii="Wingdings" w:hAnsi="Wingdings" w:hint="default"/>
+        <w:sz w:val="20"/>
+      </w:rPr>
+    </w:lvl>
+    <w:lvl w:ilvl="4" w:tentative="1">
+      <w:start w:val="1"/>
+      <w:numFmt w:val="bullet"/>
+      <w:lvlText w:val=""/>
+      <w:lvlJc w:val="left"/>
+      <w:pPr>
+        <w:tabs>
+          <w:tab w:val="num" w:pos="3600"/>
+        </w:tabs>
+        <w:ind w:left="3600" w:hanging="360"/>
+      </w:pPr>
+      <w:rPr>
+        <w:rFonts w:ascii="Wingdings" w:hAnsi="Wingdings" w:hint="default"/>
+        <w:sz w:val="20"/>
+      </w:rPr>
+    </w:lvl>
+    <w:lvl w:ilvl="5" w:tentative="1">
+      <w:start w:val="1"/>
+      <w:numFmt w:val="bullet"/>
+      <w:lvlText w:val=""/>
+      <w:lvlJc w:val="left"/>
+      <w:pPr>
+        <w:tabs>
+          <w:tab w:val="num" w:pos="4320"/>
+        </w:tabs>
+        <w:ind w:left="4320" w:hanging="360"/>
+      </w:pPr>
+      <w:rPr>
+        <w:rFonts w:ascii="Wingdings" w:hAnsi="Wingdings" w:hint="default"/>
+        <w:sz w:val="20"/>
+      </w:rPr>
+    </w:lvl>
+    <w:lvl w:ilvl="6" w:tentative="1">
+      <w:start w:val="1"/>
+      <w:numFmt w:val="bullet"/>
+      <w:lvlText w:val=""/>
+      <w:lvlJc w:val="left"/>
+      <w:pPr>
+        <w:tabs>
+          <w:tab w:val="num" w:pos="5040"/>
+        </w:tabs>
+        <w:ind w:left="5040" w:hanging="360"/>
+      </w:pPr>
+      <w:rPr>
+        <w:rFonts w:ascii="Wingdings" w:hAnsi="Wingdings" w:hint="default"/>
+        <w:sz w:val="20"/>
+      </w:rPr>
+    </w:lvl>
+    <w:lvl w:ilvl="7" w:tentative="1">
+      <w:start w:val="1"/>
+      <w:numFmt w:val="bullet"/>
+      <w:lvlText w:val=""/>
+      <w:lvlJc w:val="left"/>
+      <w:pPr>
+        <w:tabs>
+          <w:tab w:val="num" w:pos="5760"/>
+        </w:tabs>
+        <w:ind w:left="5760" w:hanging="360"/>
+      </w:pPr>
+      <w:rPr>
+        <w:rFonts w:ascii="Wingdings" w:hAnsi="Wingdings" w:hint="default"/>
+        <w:sz w:val="20"/>
+      </w:rPr>
+    </w:lvl>
+    <w:lvl w:ilvl="8" w:tentative="1">
+      <w:start w:val="1"/>
+      <w:numFmt w:val="bullet"/>
+      <w:lvlText w:val=""/>
+      <w:lvlJc w:val="left"/>
+      <w:pPr>
+        <w:tabs>
+          <w:tab w:val="num" w:pos="6480"/>
+        </w:tabs>
+        <w:ind w:left="6480" w:hanging="360"/>
+      </w:pPr>
+      <w:rPr>
+        <w:rFonts w:ascii="Wingdings" w:hAnsi="Wingdings" w:hint="default"/>
+        <w:sz w:val="20"/>
+      </w:rPr>
+    </w:lvl>
+  </w:abstractNum>
+  <w:abstractNum w:abstractNumId="3" w15:restartNumberingAfterBreak="0">
+    <w:nsid w:val="602A7510"/>
+    <w:multiLevelType w:val="multilevel"/>
+    <w:tmpl w:val="58DC4D22"/>
+    <w:lvl w:ilvl="0">
+      <w:start w:val="1"/>
+      <w:numFmt w:val="bullet"/>
+      <w:lvlText w:val=""/>
+      <w:lvlJc w:val="left"/>
+      <w:pPr>
+        <w:tabs>
+          <w:tab w:val="num" w:pos="720"/>
+        </w:tabs>
+        <w:ind w:left="720" w:hanging="360"/>
+      </w:pPr>
+      <w:rPr>
+        <w:rFonts w:ascii="Symbol" w:hAnsi="Symbol" w:hint="default"/>
+        <w:sz w:val="20"/>
+      </w:rPr>
+    </w:lvl>
+    <w:lvl w:ilvl="1" w:tentative="1">
+      <w:start w:val="1"/>
+      <w:numFmt w:val="bullet"/>
+      <w:lvlText w:val="o"/>
+      <w:lvlJc w:val="left"/>
+      <w:pPr>
+        <w:tabs>
+          <w:tab w:val="num" w:pos="1440"/>
+        </w:tabs>
+        <w:ind w:left="1440" w:hanging="360"/>
+      </w:pPr>
+      <w:rPr>
+        <w:rFonts w:ascii="Courier New" w:hAnsi="Courier New" w:hint="default"/>
+        <w:sz w:val="20"/>
+      </w:rPr>
+    </w:lvl>
+    <w:lvl w:ilvl="2" w:tentative="1">
+      <w:start w:val="1"/>
+      <w:numFmt w:val="bullet"/>
+      <w:lvlText w:val=""/>
+      <w:lvlJc w:val="left"/>
+      <w:pPr>
+        <w:tabs>
+          <w:tab w:val="num" w:pos="2160"/>
+        </w:tabs>
+        <w:ind w:left="2160" w:hanging="360"/>
+      </w:pPr>
+      <w:rPr>
+        <w:rFonts w:ascii="Wingdings" w:hAnsi="Wingdings" w:hint="default"/>
+        <w:sz w:val="20"/>
+      </w:rPr>
+    </w:lvl>
+    <w:lvl w:ilvl="3" w:tentative="1">
+      <w:start w:val="1"/>
+      <w:numFmt w:val="bullet"/>
+      <w:lvlText w:val=""/>
+      <w:lvlJc w:val="left"/>
+      <w:pPr>
+        <w:tabs>
+          <w:tab w:val="num" w:pos="2880"/>
+        </w:tabs>
+        <w:ind w:left="2880" w:hanging="360"/>
+      </w:pPr>
+      <w:rPr>
+        <w:rFonts w:ascii="Wingdings" w:hAnsi="Wingdings" w:hint="default"/>
+        <w:sz w:val="20"/>
+      </w:rPr>
+    </w:lvl>
+    <w:lvl w:ilvl="4" w:tentative="1">
+      <w:start w:val="1"/>
+      <w:numFmt w:val="bullet"/>
+      <w:lvlText w:val=""/>
+      <w:lvlJc w:val="left"/>
+      <w:pPr>
+        <w:tabs>
+          <w:tab w:val="num" w:pos="3600"/>
+        </w:tabs>
+        <w:ind w:left="3600" w:hanging="360"/>
+      </w:pPr>
+      <w:rPr>
+        <w:rFonts w:ascii="Wingdings" w:hAnsi="Wingdings" w:hint="default"/>
+        <w:sz w:val="20"/>
+      </w:rPr>
+    </w:lvl>
+    <w:lvl w:ilvl="5" w:tentative="1">
+      <w:start w:val="1"/>
+      <w:numFmt w:val="bullet"/>
+      <w:lvlText w:val=""/>
+      <w:lvlJc w:val="left"/>
+      <w:pPr>
+        <w:tabs>
+          <w:tab w:val="num" w:pos="4320"/>
+        </w:tabs>
+        <w:ind w:left="4320" w:hanging="360"/>
+      </w:pPr>
+      <w:rPr>
+        <w:rFonts w:ascii="Wingdings" w:hAnsi="Wingdings" w:hint="default"/>
+        <w:sz w:val="20"/>
+      </w:rPr>
+    </w:lvl>
+    <w:lvl w:ilvl="6" w:tentative="1">
+      <w:start w:val="1"/>
+      <w:numFmt w:val="bullet"/>
+      <w:lvlText w:val=""/>
+      <w:lvlJc w:val="left"/>
+      <w:pPr>
+        <w:tabs>
+          <w:tab w:val="num" w:pos="5040"/>
+        </w:tabs>
+        <w:ind w:left="5040" w:hanging="360"/>
+      </w:pPr>
+      <w:rPr>
+        <w:rFonts w:ascii="Wingdings" w:hAnsi="Wingdings" w:hint="default"/>
+        <w:sz w:val="20"/>
+      </w:rPr>
+    </w:lvl>
+    <w:lvl w:ilvl="7" w:tentative="1">
+      <w:start w:val="1"/>
+      <w:numFmt w:val="bullet"/>
+      <w:lvlText w:val=""/>
+      <w:lvlJc w:val="left"/>
+      <w:pPr>
+        <w:tabs>
+          <w:tab w:val="num" w:pos="5760"/>
+        </w:tabs>
+        <w:ind w:left="5760" w:hanging="360"/>
+      </w:pPr>
+      <w:rPr>
+        <w:rFonts w:ascii="Wingdings" w:hAnsi="Wingdings" w:hint="default"/>
+        <w:sz w:val="20"/>
+      </w:rPr>
+    </w:lvl>
+    <w:lvl w:ilvl="8" w:tentative="1">
+      <w:start w:val="1"/>
+      <w:numFmt w:val="bullet"/>
+      <w:lvlText w:val=""/>
+      <w:lvlJc w:val="left"/>
+      <w:pPr>
+        <w:tabs>
+          <w:tab w:val="num" w:pos="6480"/>
+        </w:tabs>
+        <w:ind w:left="6480" w:hanging="360"/>
+      </w:pPr>
+      <w:rPr>
+        <w:rFonts w:ascii="Wingdings" w:hAnsi="Wingdings" w:hint="default"/>
+        <w:sz w:val="20"/>
+      </w:rPr>
+    </w:lvl>
+  </w:abstractNum>
+  <w:abstractNum w:abstractNumId="4" w15:restartNumberingAfterBreak="0">
+    <w:nsid w:val="61055278"/>
+    <w:multiLevelType w:val="multilevel"/>
+    <w:tmpl w:val="25CED058"/>
+    <w:lvl w:ilvl="0">
+      <w:start w:val="1"/>
+      <w:numFmt w:val="bullet"/>
+      <w:lvlText w:val=""/>
+      <w:lvlJc w:val="left"/>
+      <w:pPr>
+        <w:tabs>
+          <w:tab w:val="num" w:pos="720"/>
+        </w:tabs>
+        <w:ind w:left="720" w:hanging="360"/>
+      </w:pPr>
+      <w:rPr>
+        <w:rFonts w:ascii="Symbol" w:hAnsi="Symbol" w:hint="default"/>
+        <w:sz w:val="20"/>
+      </w:rPr>
+    </w:lvl>
+    <w:lvl w:ilvl="1">
+      <w:start w:val="1"/>
+      <w:numFmt w:val="bullet"/>
+      <w:lvlText w:val="o"/>
+      <w:lvlJc w:val="left"/>
+      <w:pPr>
+        <w:tabs>
+          <w:tab w:val="num" w:pos="1440"/>
+        </w:tabs>
+        <w:ind w:left="1440" w:hanging="360"/>
+      </w:pPr>
+      <w:rPr>
+        <w:rFonts w:ascii="Courier New" w:hAnsi="Courier New" w:hint="default"/>
+        <w:sz w:val="20"/>
+      </w:rPr>
+    </w:lvl>
+    <w:lvl w:ilvl="2" w:tentative="1">
+      <w:start w:val="1"/>
+      <w:numFmt w:val="bullet"/>
+      <w:lvlText w:val=""/>
+      <w:lvlJc w:val="left"/>
+      <w:pPr>
+        <w:tabs>
+          <w:tab w:val="num" w:pos="2160"/>
+        </w:tabs>
+        <w:ind w:left="2160" w:hanging="360"/>
+      </w:pPr>
+      <w:rPr>
+        <w:rFonts w:ascii="Wingdings" w:hAnsi="Wingdings" w:hint="default"/>
+        <w:sz w:val="20"/>
+      </w:rPr>
+    </w:lvl>
+    <w:lvl w:ilvl="3" w:tentative="1">
+      <w:start w:val="1"/>
+      <w:numFmt w:val="bullet"/>
+      <w:lvlText w:val=""/>
+      <w:lvlJc w:val="left"/>
+      <w:pPr>
+        <w:tabs>
+          <w:tab w:val="num" w:pos="2880"/>
+        </w:tabs>
+        <w:ind w:left="2880" w:hanging="360"/>
+      </w:pPr>
+      <w:rPr>
+        <w:rFonts w:ascii="Wingdings" w:hAnsi="Wingdings" w:hint="default"/>
+        <w:sz w:val="20"/>
+      </w:rPr>
+    </w:lvl>
+    <w:lvl w:ilvl="4" w:tentative="1">
+      <w:start w:val="1"/>
+      <w:numFmt w:val="bullet"/>
+      <w:lvlText w:val=""/>
+      <w:lvlJc w:val="left"/>
+      <w:pPr>
+        <w:tabs>
+          <w:tab w:val="num" w:pos="3600"/>
+        </w:tabs>
+        <w:ind w:left="3600" w:hanging="360"/>
+      </w:pPr>
+      <w:rPr>
+        <w:rFonts w:ascii="Wingdings" w:hAnsi="Wingdings" w:hint="default"/>
+        <w:sz w:val="20"/>
+      </w:rPr>
+    </w:lvl>
+    <w:lvl w:ilvl="5" w:tentative="1">
+      <w:start w:val="1"/>
+      <w:numFmt w:val="bullet"/>
+      <w:lvlText w:val=""/>
+      <w:lvlJc w:val="left"/>
+      <w:pPr>
+        <w:tabs>
+          <w:tab w:val="num" w:pos="4320"/>
+        </w:tabs>
+        <w:ind w:left="4320" w:hanging="360"/>
+      </w:pPr>
+      <w:rPr>
+        <w:rFonts w:ascii="Wingdings" w:hAnsi="Wingdings" w:hint="default"/>
+        <w:sz w:val="20"/>
+      </w:rPr>
+    </w:lvl>
+    <w:lvl w:ilvl="6" w:tentative="1">
+      <w:start w:val="1"/>
+      <w:numFmt w:val="bullet"/>
+      <w:lvlText w:val=""/>
+      <w:lvlJc w:val="left"/>
+      <w:pPr>
+        <w:tabs>
+          <w:tab w:val="num" w:pos="5040"/>
+        </w:tabs>
+        <w:ind w:left="5040" w:hanging="360"/>
+      </w:pPr>
+      <w:rPr>
+        <w:rFonts w:ascii="Wingdings" w:hAnsi="Wingdings" w:hint="default"/>
+        <w:sz w:val="20"/>
+      </w:rPr>
+    </w:lvl>
+    <w:lvl w:ilvl="7" w:tentative="1">
+      <w:start w:val="1"/>
+      <w:numFmt w:val="bullet"/>
+      <w:lvlText w:val=""/>
+      <w:lvlJc w:val="left"/>
+      <w:pPr>
+        <w:tabs>
+          <w:tab w:val="num" w:pos="5760"/>
+        </w:tabs>
+        <w:ind w:left="5760" w:hanging="360"/>
+      </w:pPr>
+      <w:rPr>
+        <w:rFonts w:ascii="Wingdings" w:hAnsi="Wingdings" w:hint="default"/>
+        <w:sz w:val="20"/>
+      </w:rPr>
+    </w:lvl>
+    <w:lvl w:ilvl="8" w:tentative="1">
+      <w:start w:val="1"/>
+      <w:numFmt w:val="bullet"/>
+      <w:lvlText w:val=""/>
+      <w:lvlJc w:val="left"/>
+      <w:pPr>
+        <w:tabs>
+          <w:tab w:val="num" w:pos="6480"/>
+        </w:tabs>
+        <w:ind w:left="6480" w:hanging="360"/>
+      </w:pPr>
+      <w:rPr>
+        <w:rFonts w:ascii="Wingdings" w:hAnsi="Wingdings" w:hint="default"/>
+        <w:sz w:val="20"/>
+      </w:rPr>
+    </w:lvl>
+  </w:abstractNum>
+  <w:abstractNum w:abstractNumId="5" w15:restartNumberingAfterBreak="0">
+    <w:nsid w:val="6D094C0C"/>
+    <w:multiLevelType w:val="multilevel"/>
+    <w:tmpl w:val="5F862102"/>
+    <w:lvl w:ilvl="0">
+      <w:start w:val="1"/>
+      <w:numFmt w:val="bullet"/>
+      <w:lvlText w:val=""/>
+      <w:lvlJc w:val="left"/>
+      <w:pPr>
+        <w:tabs>
+          <w:tab w:val="num" w:pos="720"/>
+        </w:tabs>
+        <w:ind w:left="720" w:hanging="360"/>
+      </w:pPr>
+      <w:rPr>
+        <w:rFonts w:ascii="Symbol" w:hAnsi="Symbol" w:hint="default"/>
+        <w:sz w:val="20"/>
+      </w:rPr>
+    </w:lvl>
+    <w:lvl w:ilvl="1" w:tentative="1">
+      <w:start w:val="1"/>
+      <w:numFmt w:val="bullet"/>
+      <w:lvlText w:val="o"/>
+      <w:lvlJc w:val="left"/>
+      <w:pPr>
+        <w:tabs>
+          <w:tab w:val="num" w:pos="1440"/>
+        </w:tabs>
+        <w:ind w:left="1440" w:hanging="360"/>
+      </w:pPr>
+      <w:rPr>
+        <w:rFonts w:ascii="Courier New" w:hAnsi="Courier New" w:hint="default"/>
+        <w:sz w:val="20"/>
+      </w:rPr>
+    </w:lvl>
+    <w:lvl w:ilvl="2" w:tentative="1">
+      <w:start w:val="1"/>
+      <w:numFmt w:val="bullet"/>
+      <w:lvlText w:val=""/>
+      <w:lvlJc w:val="left"/>
+      <w:pPr>
+        <w:tabs>
+          <w:tab w:val="num" w:pos="2160"/>
+        </w:tabs>
+        <w:ind w:left="2160" w:hanging="360"/>
+      </w:pPr>
+      <w:rPr>
+        <w:rFonts w:ascii="Wingdings" w:hAnsi="Wingdings" w:hint="default"/>
+        <w:sz w:val="20"/>
+      </w:rPr>
+    </w:lvl>
+    <w:lvl w:ilvl="3" w:tentative="1">
+      <w:start w:val="1"/>
+      <w:numFmt w:val="bullet"/>
+      <w:lvlText w:val=""/>
+      <w:lvlJc w:val="left"/>
+      <w:pPr>
+        <w:tabs>
+          <w:tab w:val="num" w:pos="2880"/>
+        </w:tabs>
+        <w:ind w:left="2880" w:hanging="360"/>
+      </w:pPr>
+      <w:rPr>
+        <w:rFonts w:ascii="Wingdings" w:hAnsi="Wingdings" w:hint="default"/>
+        <w:sz w:val="20"/>
+      </w:rPr>
+    </w:lvl>
+    <w:lvl w:ilvl="4" w:tentative="1">
+      <w:start w:val="1"/>
+      <w:numFmt w:val="bullet"/>
+      <w:lvlText w:val=""/>
+      <w:lvlJc w:val="left"/>
+      <w:pPr>
+        <w:tabs>
+          <w:tab w:val="num" w:pos="3600"/>
+        </w:tabs>
+        <w:ind w:left="3600" w:hanging="360"/>
+      </w:pPr>
+      <w:rPr>
+        <w:rFonts w:ascii="Wingdings" w:hAnsi="Wingdings" w:hint="default"/>
+        <w:sz w:val="20"/>
+      </w:rPr>
+    </w:lvl>
+    <w:lvl w:ilvl="5" w:tentative="1">
+      <w:start w:val="1"/>
+      <w:numFmt w:val="bullet"/>
+      <w:lvlText w:val=""/>
+      <w:lvlJc w:val="left"/>
+      <w:pPr>
+        <w:tabs>
+          <w:tab w:val="num" w:pos="4320"/>
+        </w:tabs>
+        <w:ind w:left="4320" w:hanging="360"/>
+      </w:pPr>
+      <w:rPr>
+        <w:rFonts w:ascii="Wingdings" w:hAnsi="Wingdings" w:hint="default"/>
+        <w:sz w:val="20"/>
+      </w:rPr>
+    </w:lvl>
+    <w:lvl w:ilvl="6" w:tentative="1">
+      <w:start w:val="1"/>
+      <w:numFmt w:val="bullet"/>
+      <w:lvlText w:val=""/>
+      <w:lvlJc w:val="left"/>
+      <w:pPr>
+        <w:tabs>
+          <w:tab w:val="num" w:pos="5040"/>
+        </w:tabs>
+        <w:ind w:left="5040" w:hanging="360"/>
+      </w:pPr>
+      <w:rPr>
+        <w:rFonts w:ascii="Wingdings" w:hAnsi="Wingdings" w:hint="default"/>
+        <w:sz w:val="20"/>
+      </w:rPr>
+    </w:lvl>
+    <w:lvl w:ilvl="7" w:tentative="1">
+      <w:start w:val="1"/>
+      <w:numFmt w:val="bullet"/>
+      <w:lvlText w:val=""/>
+      <w:lvlJc w:val="left"/>
+      <w:pPr>
+        <w:tabs>
+          <w:tab w:val="num" w:pos="5760"/>
+        </w:tabs>
+        <w:ind w:left="5760" w:hanging="360"/>
+      </w:pPr>
+      <w:rPr>
+        <w:rFonts w:ascii="Wingdings" w:hAnsi="Wingdings" w:hint="default"/>
+        <w:sz w:val="20"/>
+      </w:rPr>
+    </w:lvl>
+    <w:lvl w:ilvl="8" w:tentative="1">
+      <w:start w:val="1"/>
+      <w:numFmt w:val="bullet"/>
+      <w:lvlText w:val=""/>
+      <w:lvlJc w:val="left"/>
+      <w:pPr>
+        <w:tabs>
+          <w:tab w:val="num" w:pos="6480"/>
+        </w:tabs>
+        <w:ind w:left="6480" w:hanging="360"/>
+      </w:pPr>
+      <w:rPr>
+        <w:rFonts w:ascii="Wingdings" w:hAnsi="Wingdings" w:hint="default"/>
+        <w:sz w:val="20"/>
+      </w:rPr>
+    </w:lvl>
+  </w:abstractNum>
+  <w:num w:numId="1" w16cid:durableId="1142885152">
+    <w:abstractNumId w:val="0"/>
+  </w:num>
+  <w:num w:numId="2" w16cid:durableId="854421823">
+    <w:abstractNumId w:val="2"/>
+  </w:num>
+  <w:num w:numId="3" w16cid:durableId="501237089">
+    <w:abstractNumId w:val="4"/>
+  </w:num>
+  <w:num w:numId="4" w16cid:durableId="880702719">
+    <w:abstractNumId w:val="3"/>
+  </w:num>
+  <w:num w:numId="5" w16cid:durableId="923996620">
+    <w:abstractNumId w:val="1"/>
+  </w:num>
+  <w:num w:numId="6" w16cid:durableId="1580552905">
+    <w:abstractNumId w:val="5"/>
+  </w:num>
+</w:numbering>
+</file>
+
 <file path=word/styles.xml><?xml version="1.0" encoding="utf-8"?>
-<w:styles xmlns:mc="http://schemas.openxmlformats.org/markup-compatibility/2006" xmlns:r="http://schemas.openxmlformats.org/officeDocument/2006/relationships" xmlns:w="http://schemas.openxmlformats.org/wordprocessingml/2006/main" xmlns:w14="http://schemas.microsoft.com/office/word/2010/wordml" xmlns:w15="http://schemas.microsoft.com/office/word/2012/wordml" xmlns:w16cex="http://schemas.microsoft.com/office/word/2018/wordml/cex" xmlns:w16cid="http://schemas.microsoft.com/office/word/2016/wordml/cid" xmlns:w16="http://schemas.microsoft.com/office/word/2018/wordml" xmlns:w16du="http://schemas.microsoft.com/office/word/2023/wordml/word16du" xmlns:w16sdtdh="http://schemas.microsoft.com/office/word/2020/wordml/sdtdatahash" xmlns:w16sdtfl="http://schemas.microsoft.com/office/word/2024/wordml/sdtformatlock" xmlns:w16se="http://schemas.microsoft.com/office/word/2015/wordml/symex" mc:Ignorable="w14 w15 w16se w16cid w16 w16cex w16sdtdh w16sdtfl w16du">
+<w:styles xmlns:mc="http://schemas.openxmlformats.org/markup-compatibility/2006" xmlns:r="http://schemas.openxmlformats.org/officeDocument/2006/relationships" xmlns:w="http://schemas.openxmlformats.org/wordprocessingml/2006/main" xmlns:w14="http://schemas.microsoft.com/office/word/2010/wordml" xmlns:w15="http://schemas.microsoft.com/office/word/2012/wordml" xmlns:w16cex="http://schemas.microsoft.com/office/word/2018/wordml/cex" xmlns:w16cid="http://schemas.microsoft.com/office/word/2016/wordml/cid" xmlns:w16="http://schemas.microsoft.com/office/word/2018/wordml" xmlns:w16sdtdh="http://schemas.microsoft.com/office/word/2020/wordml/sdtdatahash" xmlns:w16se="http://schemas.microsoft.com/office/word/2015/wordml/symex" mc:Ignorable="w14 w15 w16se w16cid w16 w16cex w16sdtdh">
   <w:docDefaults>
     <w:rPrDefault>
       <w:rPr>
